--- a/entregables/evaluacion_profesor/README_Profesional_Localito.docx
+++ b/entregables/evaluacion_profesor/README_Profesional_Localito.docx
@@ -65,9 +65,9 @@
     </w:p>
     <w:p>
       <w:r>
-        <w:t>Versión documental revisada</w:t>
+        <w:t>Revisión documental 04 de octubre de 2026</w:t>
         <w:br/>
-        <w:t>Corte del proyecto 03 de octubre de 2026</w:t>
+        <w:t>Estados de Scrum al 03 de octubre de 2026</w:t>
       </w:r>
     </w:p>
     <w:p>
@@ -1008,7 +1008,7 @@
           <w:rPr>
             <w:color w:val="000000"/>
           </w:rPr>
-          <w:t xml:space="preserve">5 Conclusiones</w:t>
+          <w:t xml:space="preserve">5 Evidencias relacionadas con esta versión</w:t>
         </w:r>
       </w:hyperlink>
       <w:r>
@@ -1039,7 +1039,7 @@
           <w:rPr>
             <w:color w:val="000000"/>
           </w:rPr>
-          <w:t xml:space="preserve">6 Referencias y evidencia de la versión</w:t>
+          <w:t xml:space="preserve">6 Conclusiones</w:t>
         </w:r>
       </w:hyperlink>
       <w:r>
@@ -1060,9 +1060,40 @@
       <w:r>
         <w:fldChar w:fldCharType="end"/>
       </w:r>
+    </w:p>
+    <w:p>
+      <w:pPr>
+        <w:pStyle w:val="TOC1"/>
+      </w:pPr>
+      <w:hyperlink w:anchor="h42">
+        <w:r>
+          <w:rPr>
+            <w:color w:val="000000"/>
+          </w:rPr>
+          <w:t xml:space="preserve">7 Referencias</w:t>
+        </w:r>
+      </w:hyperlink>
+      <w:r>
+        <w:tab/>
+      </w:r>
+      <w:r>
+        <w:fldChar w:fldCharType="begin"/>
+      </w:r>
+      <w:r>
+        <w:instrText xml:space="preserve"> PAGEREF h42 \h </w:instrText>
+      </w:r>
+      <w:r>
+        <w:fldChar w:fldCharType="separate"/>
+      </w:r>
+      <w:r>
+        <w:t>18</w:t>
+      </w:r>
       <w:r>
         <w:fldChar w:fldCharType="end"/>
       </w:r>
+      <w:r>
+        <w:fldChar w:fldCharType="end"/>
+      </w:r>
     </w:p>
     <w:p>
       <w:r>
@@ -1081,12 +1112,12 @@
     </w:p>
     <w:p>
       <w:r>
-        <w:t>Este documento presenta el contenido completo del README del repositorio junto con precisiones de la revisión técnica. Permite conocer problema, propósito, capacidades, stack, instalación, configuración, operación y alcance. Su contenido base corresponde al commit 05a6f34b749cdc97dd560d91bb9be057a1197fbf del 03 de octubre de 2026.</w:t>
-      </w:r>
-    </w:p>
-    <w:p>
-      <w:r>
-        <w:t>El README constituye la entrada al proyecto y los manuales especializados amplían operación, arquitectura, pruebas y datos. GitHub describe ese papel de orientación para los lectores del repositorio [R19]. La versión Word conserva comandos y tablas, reemplaza diagramas de texto por figuras y agrega índice navegable.</w:t>
+        <w:t>Este documento presenta el contenido completo del README del repositorio junto con precisiones de la revisión técnica. Permite conocer problema, propósito, capacidades, stack, instalación, configuración, operación y alcance. Su contenido base corresponde al commit ddb9956cf35cfb2035f62528299fd6bb2c9b7d5c del 03 de octubre de 2026.</w:t>
+      </w:r>
+    </w:p>
+    <w:p>
+      <w:r>
+        <w:t>El README constituye la entrada al proyecto y los manuales especializados amplían operación, arquitectura, pruebas y datos. GitHub describe ese papel de orientación para los lectores del repositorio (GitHub, s. f.). La versión Word conserva comandos y tablas, reemplaza diagramas de texto por figuras y agrega índice navegable.</w:t>
       </w:r>
     </w:p>
     <w:p>
@@ -1173,7 +1204,7 @@
     </w:p>
     <w:p>
       <w:r>
-        <w:t>Muchos almacenes, minimarkets y comercios de barrio todavía administran partes críticas de su operación con herramientas desconectadas:</w:t>
+        <w:t>El proyecto se dirige a comercios que administran partes de su operación con herramientas desconectadas. La frecuencia y magnitud de estos problemas en el segmento objetivo requieren levantamiento de campo:</w:t>
       </w:r>
     </w:p>
     <w:p>
@@ -1182,7 +1213,7 @@
         <w:spacing w:after="80"/>
       </w:pPr>
       <w:r>
-        <w:t>ventas registradas manualmente o sin trazabilidad completa;</w:t>
+        <w:t>Ventas registradas manualmente o sin trazabilidad completa;</w:t>
       </w:r>
     </w:p>
     <w:p>
@@ -1191,7 +1222,7 @@
         <w:spacing w:after="80"/>
       </w:pPr>
       <w:r>
-        <w:t>inventario controlado en cuadernos o planillas;</w:t>
+        <w:t>Inventario controlado en cuadernos o planillas;</w:t>
       </w:r>
     </w:p>
     <w:p>
@@ -1200,7 +1231,7 @@
         <w:spacing w:after="80"/>
       </w:pPr>
       <w:r>
-        <w:t>fiados difíciles de seguir y cobrar;</w:t>
+        <w:t>Fiados difíciles de seguir y cobrar;</w:t>
       </w:r>
     </w:p>
     <w:p>
@@ -1209,7 +1240,7 @@
         <w:spacing w:after="80"/>
       </w:pPr>
       <w:r>
-        <w:t>caja sin conciliación clara por turno;</w:t>
+        <w:t>Caja sin conciliación clara por turno;</w:t>
       </w:r>
     </w:p>
     <w:p>
@@ -1218,7 +1249,7 @@
         <w:spacing w:after="80"/>
       </w:pPr>
       <w:r>
-        <w:t>compras y proveedores separados del stock real;</w:t>
+        <w:t>Compras y proveedores separados del stock real;</w:t>
       </w:r>
     </w:p>
     <w:p>
@@ -1227,7 +1258,7 @@
         <w:spacing w:after="80"/>
       </w:pPr>
       <w:r>
-        <w:t>poca visibilidad de márgenes, gastos y comportamiento de ventas;</w:t>
+        <w:t>Poca visibilidad de márgenes, gastos y comportamiento de ventas;</w:t>
       </w:r>
     </w:p>
     <w:p>
@@ -1236,7 +1267,7 @@
         <w:spacing w:after="80"/>
       </w:pPr>
       <w:r>
-        <w:t>doble digitación de información;</w:t>
+        <w:t>Doble digitación de información;</w:t>
       </w:r>
     </w:p>
     <w:p>
@@ -1245,7 +1276,7 @@
         <w:spacing w:after="80"/>
       </w:pPr>
       <w:r>
-        <w:t>errores al ingresar mercadería o actualizar existencias;</w:t>
+        <w:t>Errores al ingresar mercadería o actualizar existencias;</w:t>
       </w:r>
     </w:p>
     <w:p>
@@ -1254,12 +1285,12 @@
         <w:spacing w:after="80"/>
       </w:pPr>
       <w:r>
-        <w:t>sistemas tradicionales demasiado complejos, costosos o poco cómodos desde el teléfono.</w:t>
-      </w:r>
-    </w:p>
-    <w:p>
-      <w:r>
-        <w:t>Esta fragmentación genera pérdida de tiempo, errores de stock, diferencias de caja y poca información para tomar decisiones.</w:t>
+        <w:t>Sistemas tradicionales demasiado complejos, costosos o poco cómodos desde el teléfono.</w:t>
+      </w:r>
+    </w:p>
+    <w:p>
+      <w:r>
+        <w:t>La hipótesis del proyecto es que esa fragmentación dificulta el control de tiempo, stock y caja; su efecto se medirá mediante el protocolo de validación.</w:t>
       </w:r>
     </w:p>
     <w:p>
@@ -1302,7 +1333,7 @@
         <w:spacing w:after="80"/>
       </w:pPr>
       <w:r>
-        <w:t>análisis de un problema real;</w:t>
+        <w:t>Análisis de un problema real;</w:t>
       </w:r>
     </w:p>
     <w:p>
@@ -1311,7 +1342,7 @@
         <w:spacing w:after="80"/>
       </w:pPr>
       <w:r>
-        <w:t>diseño de una solución de software completa;</w:t>
+        <w:t>Diseño de una solución de software completa;</w:t>
       </w:r>
     </w:p>
     <w:p>
@@ -1320,7 +1351,7 @@
         <w:spacing w:after="80"/>
       </w:pPr>
       <w:r>
-        <w:t>arquitectura frontend, backend y base de datos;</w:t>
+        <w:t>Arquitectura frontend, backend y base de datos;</w:t>
       </w:r>
     </w:p>
     <w:p>
@@ -1329,7 +1360,7 @@
         <w:spacing w:after="80"/>
       </w:pPr>
       <w:r>
-        <w:t>seguridad, autenticación y autorización;</w:t>
+        <w:t>Seguridad, autenticación y autorización;</w:t>
       </w:r>
     </w:p>
     <w:p>
@@ -1338,7 +1369,7 @@
         <w:spacing w:after="80"/>
       </w:pPr>
       <w:r>
-        <w:t>persistencia y aislamiento multi-negocio;</w:t>
+        <w:t>Persistencia y aislamiento multi-negocio;</w:t>
       </w:r>
     </w:p>
     <w:p>
@@ -1347,7 +1378,7 @@
         <w:spacing w:after="80"/>
       </w:pPr>
       <w:r>
-        <w:t>integración con servicios externos;</w:t>
+        <w:t>Integración con servicios externos;</w:t>
       </w:r>
     </w:p>
     <w:p>
@@ -1356,7 +1387,7 @@
         <w:spacing w:after="80"/>
       </w:pPr>
       <w:r>
-        <w:t>aplicación de inteligencia artificial con validación humana;</w:t>
+        <w:t>Aplicación de inteligencia artificial con validación humana;</w:t>
       </w:r>
     </w:p>
     <w:p>
@@ -1365,7 +1396,7 @@
         <w:spacing w:after="80"/>
       </w:pPr>
       <w:r>
-        <w:t>funcionamiento PWA y soporte parcial offline;</w:t>
+        <w:t>Funcionamiento PWA y soporte parcial offline;</w:t>
       </w:r>
     </w:p>
     <w:p>
@@ -1374,7 +1405,7 @@
         <w:spacing w:after="80"/>
       </w:pPr>
       <w:r>
-        <w:t>calidad mediante pruebas reproducibles;</w:t>
+        <w:t>Calidad mediante pruebas reproducibles;</w:t>
       </w:r>
     </w:p>
     <w:p>
@@ -1383,7 +1414,7 @@
         <w:spacing w:after="80"/>
       </w:pPr>
       <w:r>
-        <w:t>gestión ágil con Scrum;</w:t>
+        <w:t>Gestión ágil con Scrum;</w:t>
       </w:r>
     </w:p>
     <w:p>
@@ -1392,7 +1423,7 @@
         <w:spacing w:after="80"/>
       </w:pPr>
       <w:r>
-        <w:t>documentación técnica, funcional y académica trazable.</w:t>
+        <w:t>Documentación técnica, funcional y académica trazable.</w:t>
       </w:r>
     </w:p>
     <w:p>
@@ -1532,7 +1563,7 @@
         <w:spacing w:after="80"/>
       </w:pPr>
       <w:r>
-        <w:t>almacenes de barrio;</w:t>
+        <w:t>Almacenes de barrio;</w:t>
       </w:r>
     </w:p>
     <w:p>
@@ -1541,7 +1572,7 @@
         <w:spacing w:after="80"/>
       </w:pPr>
       <w:r>
-        <w:t>minimarkets;</w:t>
+        <w:t>Minimarkets;</w:t>
       </w:r>
     </w:p>
     <w:p>
@@ -1550,7 +1581,7 @@
         <w:spacing w:after="80"/>
       </w:pPr>
       <w:r>
-        <w:t>botillerías;</w:t>
+        <w:t>Botillerías;</w:t>
       </w:r>
     </w:p>
     <w:p>
@@ -1559,7 +1590,7 @@
         <w:spacing w:after="80"/>
       </w:pPr>
       <w:r>
-        <w:t>pequeños comercios con inventario y venta presencial;</w:t>
+        <w:t>Pequeños comercios con inventario y venta presencial;</w:t>
       </w:r>
     </w:p>
     <w:p>
@@ -1568,7 +1599,7 @@
         <w:spacing w:after="80"/>
       </w:pPr>
       <w:r>
-        <w:t>negocios que trabajan con fiado;</w:t>
+        <w:t>Negocios que trabajan con fiado;</w:t>
       </w:r>
     </w:p>
     <w:p>
@@ -1577,7 +1608,7 @@
         <w:spacing w:after="80"/>
       </w:pPr>
       <w:r>
-        <w:t>dueños que necesitan controlar caja, stock y reportes;</w:t>
+        <w:t>Dueños que necesitan controlar caja, stock y reportes;</w:t>
       </w:r>
     </w:p>
     <w:p>
@@ -1586,7 +1617,7 @@
         <w:spacing w:after="80"/>
       </w:pPr>
       <w:r>
-        <w:t>vendedores que requieren una interfaz rápida y simple para atender.</w:t>
+        <w:t>Vendedores que requieren una interfaz rápida y simple para atender.</w:t>
       </w:r>
     </w:p>
     <w:p>
@@ -4207,7 +4238,7 @@
         <w:spacing w:after="80"/>
       </w:pPr>
       <w:r>
-        <w:t>npm 10 o pnpm.</w:t>
+        <w:t>Npm 10 o pnpm.</w:t>
       </w:r>
     </w:p>
     <w:p>
@@ -5529,7 +5560,7 @@
         <w:spacing w:after="80"/>
       </w:pPr>
       <w:r>
-        <w:t>credenciales iniciales del administrador de plataforma;</w:t>
+        <w:t>Credenciales iniciales del administrador de plataforma;</w:t>
       </w:r>
     </w:p>
     <w:p>
@@ -5538,7 +5569,7 @@
         <w:spacing w:after="80"/>
       </w:pPr>
       <w:r>
-        <w:t>origen web autorizado;</w:t>
+        <w:t>Origen web autorizado;</w:t>
       </w:r>
     </w:p>
     <w:p>
@@ -5547,7 +5578,7 @@
         <w:spacing w:after="80"/>
       </w:pPr>
       <w:r>
-        <w:t>proveedor visual opcional para las funciones de IA;</w:t>
+        <w:t>Proveedor visual opcional para las funciones de IA;</w:t>
       </w:r>
     </w:p>
     <w:p>
@@ -5556,7 +5587,7 @@
         <w:spacing w:after="80"/>
       </w:pPr>
       <w:r>
-        <w:t>proveedor de correo si se desea recuperación real de contraseña.</w:t>
+        <w:t>Proveedor de correo si se desea recuperación real de contraseña.</w:t>
       </w:r>
     </w:p>
     <w:p>
@@ -6554,7 +6585,7 @@
         <w:spacing w:after="80"/>
       </w:pPr>
       <w:r>
-        <w:t xml:space="preserve">contraseñas procesadas con </w:t>
+        <w:t xml:space="preserve">Contraseñas procesadas con </w:t>
       </w:r>
       <w:r>
         <w:rPr>
@@ -6573,7 +6604,7 @@
         <w:spacing w:after="80"/>
       </w:pPr>
       <w:r>
-        <w:t>sesiones con tokens aleatorios y almacenamiento de hashes;</w:t>
+        <w:t>Sesiones con tokens aleatorios y almacenamiento de hashes;</w:t>
       </w:r>
     </w:p>
     <w:p>
@@ -6582,7 +6613,7 @@
         <w:spacing w:after="80"/>
       </w:pPr>
       <w:r>
-        <w:t>expiración y revocación de sesiones;</w:t>
+        <w:t>Expiración y revocación de sesiones;</w:t>
       </w:r>
     </w:p>
     <w:p>
@@ -6591,7 +6622,7 @@
         <w:spacing w:after="80"/>
       </w:pPr>
       <w:r>
-        <w:t>autorización por rol en frontend y backend;</w:t>
+        <w:t>Autorización por rol en frontend y backend;</w:t>
       </w:r>
     </w:p>
     <w:p>
@@ -6600,7 +6631,7 @@
         <w:spacing w:after="80"/>
       </w:pPr>
       <w:r>
-        <w:t>aislamiento de datos por negocio;</w:t>
+        <w:t>Aislamiento de datos por negocio;</w:t>
       </w:r>
     </w:p>
     <w:p>
@@ -6625,7 +6656,7 @@
         <w:spacing w:after="80"/>
       </w:pPr>
       <w:r>
-        <w:t>claves de IA, correo y base de datos disponibles únicamente en backend;</w:t>
+        <w:t>Claves de IA, correo y base de datos disponibles únicamente en backend;</w:t>
       </w:r>
     </w:p>
     <w:p>
@@ -6643,7 +6674,7 @@
         <w:spacing w:after="80"/>
       </w:pPr>
       <w:r>
-        <w:t>validación de datos antes de modificar ventas, stock, deuda o caja;</w:t>
+        <w:t>Validación de datos antes de modificar ventas, stock, deuda o caja;</w:t>
       </w:r>
     </w:p>
     <w:p>
@@ -6652,7 +6683,7 @@
         <w:spacing w:after="80"/>
       </w:pPr>
       <w:r>
-        <w:t>idempotencia de ventas para reducir duplicados por reintentos;</w:t>
+        <w:t>Idempotencia de ventas para reducir duplicados por reintentos;</w:t>
       </w:r>
     </w:p>
     <w:p>
@@ -6661,7 +6692,7 @@
         <w:spacing w:after="80"/>
       </w:pPr>
       <w:r>
-        <w:t>recuperación de contraseña mediante enlaces de un solo uso con vencimiento;</w:t>
+        <w:t>Recuperación de contraseña mediante enlaces de un solo uso con vencimiento;</w:t>
       </w:r>
     </w:p>
     <w:p>
@@ -6670,7 +6701,7 @@
         <w:spacing w:after="80"/>
       </w:pPr>
       <w:r>
-        <w:t>ninguna información de tarjetas se almacena en Localito.</w:t>
+        <w:t>Ninguna información de tarjetas se almacena en Localito.</w:t>
       </w:r>
     </w:p>
     <w:p>
@@ -8430,12 +8461,27 @@
       </w:pPr>
       <w:bookmarkStart w:id="40" w:name="h40"/>
       <w:r>
-        <w:t>5 Conclusiones</w:t>
+        <w:t>5 Evidencias relacionadas con esta versión</w:t>
       </w:r>
       <w:bookmarkEnd w:id="40"/>
     </w:p>
     <w:p>
       <w:r>
+        <w:t>El Informe Académico conecta objetivos, método, antecedentes y resultados. La Matriz de Trazabilidad identifica requisitos e historias asociados a la implementación. El Informe de Verificación conserva las ejecuciones del 04 de octubre de 2026 y distingue su alcance local de la aceptación en PostgreSQL y con usuarios. Control de Entrega reúne la cobertura de los 17 artefactos y los pendientes de cierre.</w:t>
+      </w:r>
+    </w:p>
+    <w:p>
+      <w:pPr>
+        <w:pStyle w:val="Heading1"/>
+      </w:pPr>
+      <w:bookmarkStart w:id="41" w:name="h41"/>
+      <w:r>
+        <w:t>6 Conclusiones</w:t>
+      </w:r>
+      <w:bookmarkEnd w:id="41"/>
+    </w:p>
+    <w:p>
+      <w:r>
         <w:t>El README permite comprender y comenzar a ejecutar Localito. La versión Word conserva su cobertura completa y aclara las diferencias identificadas por la auditoría documental. La operación debe verificarse con los comandos y casos del ambiente correspondiente, sin interpretar un indicador de configuración como una prueba integral aprobada.</w:t>
       </w:r>
     </w:p>
@@ -8443,22 +8489,61 @@
       <w:pPr>
         <w:pStyle w:val="Heading1"/>
       </w:pPr>
-      <w:bookmarkStart w:id="41" w:name="h41"/>
-      <w:r>
-        <w:t>6 Referencias y evidencia de la versión</w:t>
-      </w:r>
-      <w:bookmarkEnd w:id="41"/>
-    </w:p>
-    <w:p>
-      <w:r>
-        <w:t>Las referencias externas fundamentan conceptos y organización. La descripción específica de Localito procede del repositorio. Se consultaron fuentes públicas el 03 de octubre de 2026. Las fichas públicas ISO se utilizan para alcance y orientación, sin atribuir acceso al texto normativo completo ni conformidad certificada.</w:t>
-      </w:r>
-    </w:p>
-    <w:p>
-      <w:r>
-        <w:t xml:space="preserve">[R19] GitHub. About READMEs. </w:t>
+      <w:bookmarkStart w:id="42" w:name="h42"/>
+      <w:r>
+        <w:t>7 Referencias</w:t>
+      </w:r>
+      <w:bookmarkEnd w:id="42"/>
+    </w:p>
+    <w:p>
+      <w:r>
+        <w:t>La evidencia del proyecto corresponde a la revisión versionada del repositorio (Equipo Localito, 2026). Las normas se consultaron mediante sus resúmenes públicos; no se declara certificación. Las fuentes web fueron consultadas durante esta revisión, del 03 al 04 de octubre de 2026.</w:t>
+      </w:r>
+    </w:p>
+    <w:p>
+      <w:pPr>
+        <w:keepLines/>
+        <w:ind w:left="432" w:hanging="432"/>
+      </w:pPr>
+      <w:r>
+        <w:t xml:space="preserve">Equipo Localito (2026). </w:t>
+      </w:r>
+      <w:r>
+        <w:rPr>
+          <w:i/>
+        </w:rPr>
+        <w:t>LocalitoSaaS [Código y documentación, commit ddb9956cf35cfb2035f62528299fd6bb2c9b7d5c]</w:t>
+      </w:r>
+      <w:r>
+        <w:t xml:space="preserve">. </w:t>
       </w:r>
       <w:hyperlink r:id="rId37">
+        <w:r>
+          <w:rPr>
+            <w:color w:val="000000"/>
+          </w:rPr>
+          <w:t xml:space="preserve">https://github.com/CamiloGonzalezSt/LocalitoSaaS/tree/ddb9956cf35cfb2035f62528299fd6bb2c9b7d5c</w:t>
+        </w:r>
+      </w:hyperlink>
+    </w:p>
+    <w:p>
+      <w:pPr>
+        <w:keepLines/>
+        <w:ind w:left="432" w:hanging="432"/>
+      </w:pPr>
+      <w:r>
+        <w:t xml:space="preserve">GitHub (s. f.). </w:t>
+      </w:r>
+      <w:r>
+        <w:rPr>
+          <w:i/>
+        </w:rPr>
+        <w:t>About READMEs</w:t>
+      </w:r>
+      <w:r>
+        <w:t xml:space="preserve">. </w:t>
+      </w:r>
+      <w:hyperlink r:id="rId38">
         <w:r>
           <w:rPr>
             <w:color w:val="000000"/>
@@ -8466,24 +8551,6 @@
           <w:t xml:space="preserve">https://docs.github.com/en/repositories/managing-your-repositorys-settings-and-features/customizing-your-repository/about-readmes</w:t>
         </w:r>
       </w:hyperlink>
-    </w:p>
-    <w:p>
-      <w:r>
-        <w:t xml:space="preserve">[P] Equipo Localito. Repositorio LocalitoSaaS. Commit base 05a6f34b749cdc97dd560d91bb9be057a1197fbf. </w:t>
-      </w:r>
-      <w:hyperlink r:id="rId38">
-        <w:r>
-          <w:rPr>
-            <w:color w:val="000000"/>
-          </w:rPr>
-          <w:t xml:space="preserve">https://github.com/CamiloGonzalezSt/LocalitoSaaS/tree/05a6f34b749cdc97dd560d91bb9be057a1197fbf</w:t>
-        </w:r>
-      </w:hyperlink>
-    </w:p>
-    <w:p>
-      <w:r>
-        <w:t>Fuentes internas revisadas: README.md; package.json y manifests de apps; apps/api/src/server.ts, repository.ts y auth.ts; db/schema.sql; apps/web/src/lib/offline.ts y workspaceCache.ts; docs de requisitos, calidad, operación y Scrum. La revisión es documental y estática. No crea resultados de pruebas funcionales, reuniones ni aceptación de usuario.</w:t>
-      </w:r>
     </w:p>
     <w:sectPr>
       <w:headerReference w:type="default" r:id="rId9"/>
